--- a/public/Marco-Fernstaedt-Resume-2025.docx
+++ b/public/Marco-Fernstaedt-Resume-2025.docx
@@ -90,7 +90,7 @@
             <w:szCs w:val="22"/>
             <w:u w:val="single"/>
           </w:rPr>
-          <w:t xml:space="preserve">linkedin.com/in/marco-f-19a372219</w:t>
+          <w:t xml:space="preserve">linkedin.com/in/marcofernstaedt</w:t>
         </w:r>
       </w:hyperlink>
     </w:p>
